--- a/ЛР4_Вашечко.docx
+++ b/ЛР4_Вашечко.docx
@@ -2487,6 +2487,24 @@
           <w:szCs w:val="28"/>
         </w:rPr>
       </w:pPr>
+      <w:r>
+        <w:rPr>
+          <w:rFonts w:ascii="Times New Roman" w:hAnsi="Times New Roman" w:cs="Times New Roman"/>
+          <w:sz w:val="28"/>
+          <w:szCs w:val="28"/>
+        </w:rPr>
+        <w:t xml:space="preserve">Разделить визуальные модели, и в 4 </w:t>
+      </w:r>
+      <w:proofErr w:type="spellStart"/>
+      <w:r>
+        <w:rPr>
+          <w:rFonts w:ascii="Times New Roman" w:hAnsi="Times New Roman" w:cs="Times New Roman"/>
+          <w:sz w:val="28"/>
+          <w:szCs w:val="28"/>
+        </w:rPr>
+        <w:t>кросплатформенность</w:t>
+      </w:r>
+      <w:proofErr w:type="spellEnd"/>
     </w:p>
     <w:p>
       <w:pPr>
@@ -2917,6 +2935,7 @@
         <w:docPartUnique/>
       </w:docPartObj>
     </w:sdtPr>
+    <w:sdtEndPr/>
     <w:sdtContent>
       <w:p>
         <w:pPr>
@@ -6605,6 +6624,7 @@
   <w:style w:type="character" w:default="1" w:styleId="a1">
     <w:name w:val="Default Paragraph Font"/>
     <w:uiPriority w:val="1"/>
+    <w:semiHidden/>
     <w:unhideWhenUsed/>
   </w:style>
   <w:style w:type="table" w:default="1" w:styleId="a2">
